--- a/klagomål/A 62111-2025 FSC-klagomål.docx
+++ b/klagomål/A 62111-2025 FSC-klagomål.docx
@@ -662,7 +662,7 @@
     <w:r>
       <w:tab/>
       <w:tab/>
-      <w:t>2025-12-19</w:t>
+      <w:t>2025-12-20</w:t>
       <w:br/>
       <w:br/>
     </w:r>

--- a/klagomål/A 62111-2025 FSC-klagomål.docx
+++ b/klagomål/A 62111-2025 FSC-klagomål.docx
@@ -662,7 +662,7 @@
     <w:r>
       <w:tab/>
       <w:tab/>
-      <w:t>2025-12-20</w:t>
+      <w:t>2025-12-21</w:t>
       <w:br/>
       <w:br/>
     </w:r>

--- a/klagomål/A 62111-2025 FSC-klagomål.docx
+++ b/klagomål/A 62111-2025 FSC-klagomål.docx
@@ -662,7 +662,7 @@
     <w:r>
       <w:tab/>
       <w:tab/>
-      <w:t>2025-12-21</w:t>
+      <w:t>2025-12-22</w:t>
       <w:br/>
       <w:br/>
     </w:r>

--- a/klagomål/A 62111-2025 FSC-klagomål.docx
+++ b/klagomål/A 62111-2025 FSC-klagomål.docx
@@ -662,7 +662,7 @@
     <w:r>
       <w:tab/>
       <w:tab/>
-      <w:t>2025-12-22</w:t>
+      <w:t>2025-12-26</w:t>
       <w:br/>
       <w:br/>
     </w:r>

--- a/klagomål/A 62111-2025 FSC-klagomål.docx
+++ b/klagomål/A 62111-2025 FSC-klagomål.docx
@@ -662,7 +662,7 @@
     <w:r>
       <w:tab/>
       <w:tab/>
-      <w:t>2025-12-26</w:t>
+      <w:t>2025-12-28</w:t>
       <w:br/>
       <w:br/>
     </w:r>

--- a/klagomål/A 62111-2025 FSC-klagomål.docx
+++ b/klagomål/A 62111-2025 FSC-klagomål.docx
@@ -662,7 +662,7 @@
     <w:r>
       <w:tab/>
       <w:tab/>
-      <w:t>2025-12-28</w:t>
+      <w:t>2025-12-29</w:t>
       <w:br/>
       <w:br/>
     </w:r>

--- a/klagomål/A 62111-2025 FSC-klagomål.docx
+++ b/klagomål/A 62111-2025 FSC-klagomål.docx
@@ -662,7 +662,7 @@
     <w:r>
       <w:tab/>
       <w:tab/>
-      <w:t>2025-12-29</w:t>
+      <w:t>2025-12-30</w:t>
       <w:br/>
       <w:br/>
     </w:r>

--- a/klagomål/A 62111-2025 FSC-klagomål.docx
+++ b/klagomål/A 62111-2025 FSC-klagomål.docx
@@ -662,7 +662,7 @@
     <w:r>
       <w:tab/>
       <w:tab/>
-      <w:t>2025-12-30</w:t>
+      <w:t>2025-12-31</w:t>
       <w:br/>
       <w:br/>
     </w:r>

--- a/klagomål/A 62111-2025 FSC-klagomål.docx
+++ b/klagomål/A 62111-2025 FSC-klagomål.docx
@@ -662,7 +662,7 @@
     <w:r>
       <w:tab/>
       <w:tab/>
-      <w:t>2025-12-31</w:t>
+      <w:t>2026-01-03</w:t>
       <w:br/>
       <w:br/>
     </w:r>

--- a/klagomål/A 62111-2025 FSC-klagomål.docx
+++ b/klagomål/A 62111-2025 FSC-klagomål.docx
@@ -662,7 +662,7 @@
     <w:r>
       <w:tab/>
       <w:tab/>
-      <w:t>2026-01-07</w:t>
+      <w:t>2026-01-08</w:t>
       <w:br/>
       <w:br/>
     </w:r>

--- a/klagomål/A 62111-2025 FSC-klagomål.docx
+++ b/klagomål/A 62111-2025 FSC-klagomål.docx
@@ -662,7 +662,7 @@
     <w:r>
       <w:tab/>
       <w:tab/>
-      <w:t>2026-01-08</w:t>
+      <w:t>2026-01-09</w:t>
       <w:br/>
       <w:br/>
     </w:r>

--- a/klagomål/A 62111-2025 FSC-klagomål.docx
+++ b/klagomål/A 62111-2025 FSC-klagomål.docx
@@ -662,7 +662,7 @@
     <w:r>
       <w:tab/>
       <w:tab/>
-      <w:t>2026-01-09</w:t>
+      <w:t>2026-01-10</w:t>
       <w:br/>
       <w:br/>
     </w:r>

--- a/klagomål/A 62111-2025 FSC-klagomål.docx
+++ b/klagomål/A 62111-2025 FSC-klagomål.docx
@@ -662,7 +662,7 @@
     <w:r>
       <w:tab/>
       <w:tab/>
-      <w:t>2026-01-10</w:t>
+      <w:t>2026-01-11</w:t>
       <w:br/>
       <w:br/>
     </w:r>

--- a/klagomål/A 62111-2025 FSC-klagomål.docx
+++ b/klagomål/A 62111-2025 FSC-klagomål.docx
@@ -662,7 +662,7 @@
     <w:r>
       <w:tab/>
       <w:tab/>
-      <w:t>2026-01-11</w:t>
+      <w:t>2026-01-12</w:t>
       <w:br/>
       <w:br/>
     </w:r>

--- a/klagomål/A 62111-2025 FSC-klagomål.docx
+++ b/klagomål/A 62111-2025 FSC-klagomål.docx
@@ -662,7 +662,7 @@
     <w:r>
       <w:tab/>
       <w:tab/>
-      <w:t>2026-01-12</w:t>
+      <w:t>2026-01-13</w:t>
       <w:br/>
       <w:br/>
     </w:r>

--- a/klagomål/A 62111-2025 FSC-klagomål.docx
+++ b/klagomål/A 62111-2025 FSC-klagomål.docx
@@ -662,7 +662,7 @@
     <w:r>
       <w:tab/>
       <w:tab/>
-      <w:t>2026-01-13</w:t>
+      <w:t>2026-01-14</w:t>
       <w:br/>
       <w:br/>
     </w:r>

--- a/klagomål/A 62111-2025 FSC-klagomål.docx
+++ b/klagomål/A 62111-2025 FSC-klagomål.docx
@@ -662,7 +662,7 @@
     <w:r>
       <w:tab/>
       <w:tab/>
-      <w:t>2026-01-14</w:t>
+      <w:t>2026-01-15</w:t>
       <w:br/>
       <w:br/>
     </w:r>

--- a/klagomål/A 62111-2025 FSC-klagomål.docx
+++ b/klagomål/A 62111-2025 FSC-klagomål.docx
@@ -662,7 +662,7 @@
     <w:r>
       <w:tab/>
       <w:tab/>
-      <w:t>2026-01-15</w:t>
+      <w:t>2026-01-16</w:t>
       <w:br/>
       <w:br/>
     </w:r>

--- a/klagomål/A 62111-2025 FSC-klagomål.docx
+++ b/klagomål/A 62111-2025 FSC-klagomål.docx
@@ -662,7 +662,7 @@
     <w:r>
       <w:tab/>
       <w:tab/>
-      <w:t>2026-01-16</w:t>
+      <w:t>2026-01-17</w:t>
       <w:br/>
       <w:br/>
     </w:r>

--- a/klagomål/A 62111-2025 FSC-klagomål.docx
+++ b/klagomål/A 62111-2025 FSC-klagomål.docx
@@ -662,7 +662,7 @@
     <w:r>
       <w:tab/>
       <w:tab/>
-      <w:t>2026-01-17</w:t>
+      <w:t>2026-01-18</w:t>
       <w:br/>
       <w:br/>
     </w:r>

--- a/klagomål/A 62111-2025 FSC-klagomål.docx
+++ b/klagomål/A 62111-2025 FSC-klagomål.docx
@@ -662,7 +662,7 @@
     <w:r>
       <w:tab/>
       <w:tab/>
-      <w:t>2026-01-18</w:t>
+      <w:t>2026-01-19</w:t>
       <w:br/>
       <w:br/>
     </w:r>

--- a/klagomål/A 62111-2025 FSC-klagomål.docx
+++ b/klagomål/A 62111-2025 FSC-klagomål.docx
@@ -662,7 +662,7 @@
     <w:r>
       <w:tab/>
       <w:tab/>
-      <w:t>2026-01-19</w:t>
+      <w:t>2026-01-20</w:t>
       <w:br/>
       <w:br/>
     </w:r>

--- a/klagomål/A 62111-2025 FSC-klagomål.docx
+++ b/klagomål/A 62111-2025 FSC-klagomål.docx
@@ -662,7 +662,7 @@
     <w:r>
       <w:tab/>
       <w:tab/>
-      <w:t>2026-01-20</w:t>
+      <w:t>2026-01-21</w:t>
       <w:br/>
       <w:br/>
     </w:r>

--- a/klagomål/A 62111-2025 FSC-klagomål.docx
+++ b/klagomål/A 62111-2025 FSC-klagomål.docx
@@ -662,7 +662,7 @@
     <w:r>
       <w:tab/>
       <w:tab/>
-      <w:t>2026-01-21</w:t>
+      <w:t>2026-01-23</w:t>
       <w:br/>
       <w:br/>
     </w:r>

--- a/klagomål/A 62111-2025 FSC-klagomål.docx
+++ b/klagomål/A 62111-2025 FSC-klagomål.docx
@@ -662,7 +662,7 @@
     <w:r>
       <w:tab/>
       <w:tab/>
-      <w:t>2026-01-23</w:t>
+      <w:t>2026-01-24</w:t>
       <w:br/>
       <w:br/>
     </w:r>

--- a/klagomål/A 62111-2025 FSC-klagomål.docx
+++ b/klagomål/A 62111-2025 FSC-klagomål.docx
@@ -662,7 +662,7 @@
     <w:r>
       <w:tab/>
       <w:tab/>
-      <w:t>2026-01-24</w:t>
+      <w:t>2026-01-25</w:t>
       <w:br/>
       <w:br/>
     </w:r>

--- a/klagomål/A 62111-2025 FSC-klagomål.docx
+++ b/klagomål/A 62111-2025 FSC-klagomål.docx
@@ -662,7 +662,7 @@
     <w:r>
       <w:tab/>
       <w:tab/>
-      <w:t>2026-01-25</w:t>
+      <w:t>2026-01-26</w:t>
       <w:br/>
       <w:br/>
     </w:r>

--- a/klagomål/A 62111-2025 FSC-klagomål.docx
+++ b/klagomål/A 62111-2025 FSC-klagomål.docx
@@ -662,7 +662,7 @@
     <w:r>
       <w:tab/>
       <w:tab/>
-      <w:t>2026-01-26</w:t>
+      <w:t>2026-01-27</w:t>
       <w:br/>
       <w:br/>
     </w:r>

--- a/klagomål/A 62111-2025 FSC-klagomål.docx
+++ b/klagomål/A 62111-2025 FSC-klagomål.docx
@@ -662,7 +662,7 @@
     <w:r>
       <w:tab/>
       <w:tab/>
-      <w:t>2026-01-27</w:t>
+      <w:t>2026-01-28</w:t>
       <w:br/>
       <w:br/>
     </w:r>

--- a/klagomål/A 62111-2025 FSC-klagomål.docx
+++ b/klagomål/A 62111-2025 FSC-klagomål.docx
@@ -112,7 +112,7 @@
         <w:pStyle w:val="ListBullet"/>
       </w:pPr>
       <w:r>
-        <w:t>Om ett ombud (tex Norra skog eller Mellanskog) avverkningsanmäler en skog med naturvärden motsvarande nyckelbiotops kvalité men markägaren inte är FSC certifierad, bör du skicka in ett FSC kontrollerat virke klagomål. Då ska klagomålet skickas till ombudsföretaget.</w:t>
+        <w:t>Om ett ombud (tex Norra skog eller Mellanskog) avverkningsanmäler en skog med naturvärden motsvarande nyckelbiotops kvalitet men markägaren inte är FSC certifierad, bör du skicka in ett FSC kontrollerat virke klagomål. Då ska klagomålet skickas till ombudsföretaget.</w:t>
       </w:r>
     </w:p>
     <w:p>
@@ -254,7 +254,25 @@
         <w:t>Garnlav (NT)</w:t>
       </w:r>
       <w:r>
-        <w:t xml:space="preserve"> är en utpräglad barrskogsart som ibland kan drapera träden i norrländska grannaturskogar med hög luftfuktighet. Den förekommer även i talldominerade bestånd där den, förutom i trädens grenverk, påträffas hängande över ojämnheter i tallbarken. Arten har minskat starkt i södra och mellersta Sverige och den minskar även i sitt nordliga utbredningsområde. Orsaken till tillbakagången beror främst på slutavverkningar av naturskogsartade skogar. Bestånd med riklig förekomst bör regelmässigt sparas. Garnlav är värdväxt för den mycket sällsynta och akut hotade fjärilen barrskogslavfly (CR) som hör hemma i boreala barrskogar med riklig förekomst av värdväxten. Tidigare kunde arten konstateras årligen på flera platser vid Dala-Floda i Dalarna innan lokalerna kalavverkades. Senaste fyndet i landet av barrskogslavfly är från år 2000 då den påträffades vid Högberget i Sollefteå kommun (SLU Artdatabanken, 2024).</w:t>
+        <w:t xml:space="preserve"> är en utpräglad barrskogsart som ibland kan drapera träden i norrländska grannaturskogar med hög luftfuktighet. Den förekommer även i talldominerade bestånd där den, förutom i trädens grenverk, påträffas hängande över ojämnheter i tallbarken. Arten har minskat starkt i södra och mellersta Sverige och den minskar även i sitt nordliga utbredningsområde. Orsaken till tillbakagången beror främst på slutavverkningar av naturskogsartade skogar. Bestånd med riklig förekomst bör regelmässigt sparas. Garnlav är värdväxt för den mycket sällsynta och akut hotade fjärilen barrskogslavfly (CR) som hör hemma i boreala barrskogar med riklig förekomst av värdväxten. Tidigare kunde arten konstateras årligen på flera platser vid Dala-Floda i Dalarna innan lokalerna kalavverkades. Senaste fyndet i landet av barrskogslavfly är från år 2000 då den påträffades vid Högberget i Sollefteå kommun. Garnlav är typisk art för </w:t>
+      </w:r>
+      <w:r>
+        <w:rPr>
+          <w:i/>
+        </w:rPr>
+        <w:t xml:space="preserve">9010 Taiga </w:t>
+      </w:r>
+      <w:r>
+        <w:t>och</w:t>
+      </w:r>
+      <w:r>
+        <w:rPr>
+          <w:i/>
+        </w:rPr>
+        <w:t xml:space="preserve"> 9070 Trädklädd betesmark </w:t>
+      </w:r>
+      <w:r>
+        <w:t xml:space="preserve"> (SLU Artdatabanken, 2024).</w:t>
       </w:r>
     </w:p>
     <w:p>
@@ -662,7 +680,7 @@
     <w:r>
       <w:tab/>
       <w:tab/>
-      <w:t>2026-01-28</w:t>
+      <w:t>2026-01-29</w:t>
       <w:br/>
       <w:br/>
     </w:r>

--- a/klagomål/A 62111-2025 FSC-klagomål.docx
+++ b/klagomål/A 62111-2025 FSC-klagomål.docx
@@ -680,7 +680,7 @@
     <w:r>
       <w:tab/>
       <w:tab/>
-      <w:t>2026-01-29</w:t>
+      <w:t>2026-01-30</w:t>
       <w:br/>
       <w:br/>
     </w:r>

--- a/klagomål/A 62111-2025 FSC-klagomål.docx
+++ b/klagomål/A 62111-2025 FSC-klagomål.docx
@@ -680,7 +680,7 @@
     <w:r>
       <w:tab/>
       <w:tab/>
-      <w:t>2026-01-30</w:t>
+      <w:t>2026-01-31</w:t>
       <w:br/>
       <w:br/>
     </w:r>

--- a/klagomål/A 62111-2025 FSC-klagomål.docx
+++ b/klagomål/A 62111-2025 FSC-klagomål.docx
@@ -680,7 +680,7 @@
     <w:r>
       <w:tab/>
       <w:tab/>
-      <w:t>2026-02-21</w:t>
+      <w:t>2026-02-22</w:t>
       <w:br/>
       <w:br/>
     </w:r>

--- a/klagomål/A 62111-2025 FSC-klagomål.docx
+++ b/klagomål/A 62111-2025 FSC-klagomål.docx
@@ -680,7 +680,7 @@
     <w:r>
       <w:tab/>
       <w:tab/>
-      <w:t>2026-02-22</w:t>
+      <w:t>2026-02-23</w:t>
       <w:br/>
       <w:br/>
     </w:r>

--- a/klagomål/A 62111-2025 FSC-klagomål.docx
+++ b/klagomål/A 62111-2025 FSC-klagomål.docx
@@ -680,7 +680,7 @@
     <w:r>
       <w:tab/>
       <w:tab/>
-      <w:t>2026-02-23</w:t>
+      <w:t>2026-02-24</w:t>
       <w:br/>
       <w:br/>
     </w:r>

--- a/klagomål/A 62111-2025 FSC-klagomål.docx
+++ b/klagomål/A 62111-2025 FSC-klagomål.docx
@@ -680,7 +680,7 @@
     <w:r>
       <w:tab/>
       <w:tab/>
-      <w:t>2026-02-24</w:t>
+      <w:t>2026-02-25</w:t>
       <w:br/>
       <w:br/>
     </w:r>

--- a/klagomål/A 62111-2025 FSC-klagomål.docx
+++ b/klagomål/A 62111-2025 FSC-klagomål.docx
@@ -680,7 +680,7 @@
     <w:r>
       <w:tab/>
       <w:tab/>
-      <w:t>2026-02-25</w:t>
+      <w:t>2026-02-26</w:t>
       <w:br/>
       <w:br/>
     </w:r>

--- a/klagomål/A 62111-2025 FSC-klagomål.docx
+++ b/klagomål/A 62111-2025 FSC-klagomål.docx
@@ -680,7 +680,7 @@
     <w:r>
       <w:tab/>
       <w:tab/>
-      <w:t>2026-02-26</w:t>
+      <w:t>2026-02-28</w:t>
       <w:br/>
       <w:br/>
     </w:r>

--- a/klagomål/A 62111-2025 FSC-klagomål.docx
+++ b/klagomål/A 62111-2025 FSC-klagomål.docx
@@ -680,7 +680,7 @@
     <w:r>
       <w:tab/>
       <w:tab/>
-      <w:t>2026-02-28</w:t>
+      <w:t>2026-03-01</w:t>
       <w:br/>
       <w:br/>
     </w:r>

--- a/klagomål/A 62111-2025 FSC-klagomål.docx
+++ b/klagomål/A 62111-2025 FSC-klagomål.docx
@@ -680,7 +680,7 @@
     <w:r>
       <w:tab/>
       <w:tab/>
-      <w:t>2026-03-01</w:t>
+      <w:t>2026-03-02</w:t>
       <w:br/>
       <w:br/>
     </w:r>

--- a/klagomål/A 62111-2025 FSC-klagomål.docx
+++ b/klagomål/A 62111-2025 FSC-klagomål.docx
@@ -269,7 +269,7 @@
         <w:rPr>
           <w:i/>
         </w:rPr>
-        <w:t xml:space="preserve"> 9070 Trädklädd betesmark </w:t>
+        <w:t xml:space="preserve"> 9070 Trädklädd betesmark</w:t>
       </w:r>
       <w:r>
         <w:t xml:space="preserve"> (SLU Artdatabanken, 2024).</w:t>
@@ -680,7 +680,7 @@
     <w:r>
       <w:tab/>
       <w:tab/>
-      <w:t>2026-03-02</w:t>
+      <w:t>2026-03-03</w:t>
       <w:br/>
       <w:br/>
     </w:r>

--- a/klagomål/A 62111-2025 FSC-klagomål.docx
+++ b/klagomål/A 62111-2025 FSC-klagomål.docx
@@ -680,7 +680,7 @@
     <w:r>
       <w:tab/>
       <w:tab/>
-      <w:t>2026-03-03</w:t>
+      <w:t>2026-03-04</w:t>
       <w:br/>
       <w:br/>
     </w:r>

--- a/klagomål/A 62111-2025 FSC-klagomål.docx
+++ b/klagomål/A 62111-2025 FSC-klagomål.docx
@@ -680,7 +680,7 @@
     <w:r>
       <w:tab/>
       <w:tab/>
-      <w:t>2026-03-04</w:t>
+      <w:t>2026-03-05</w:t>
       <w:br/>
       <w:br/>
     </w:r>

--- a/klagomål/A 62111-2025 FSC-klagomål.docx
+++ b/klagomål/A 62111-2025 FSC-klagomål.docx
@@ -680,7 +680,7 @@
     <w:r>
       <w:tab/>
       <w:tab/>
-      <w:t>2026-03-05</w:t>
+      <w:t>2026-03-06</w:t>
       <w:br/>
       <w:br/>
     </w:r>

--- a/klagomål/A 62111-2025 FSC-klagomål.docx
+++ b/klagomål/A 62111-2025 FSC-klagomål.docx
@@ -680,7 +680,7 @@
     <w:r>
       <w:tab/>
       <w:tab/>
-      <w:t>2026-03-06</w:t>
+      <w:t>2026-03-07</w:t>
       <w:br/>
       <w:br/>
     </w:r>

--- a/klagomål/A 62111-2025 FSC-klagomål.docx
+++ b/klagomål/A 62111-2025 FSC-klagomål.docx
@@ -680,7 +680,7 @@
     <w:r>
       <w:tab/>
       <w:tab/>
-      <w:t>2026-03-07</w:t>
+      <w:t>2026-03-08</w:t>
       <w:br/>
       <w:br/>
     </w:r>

--- a/klagomål/A 62111-2025 FSC-klagomål.docx
+++ b/klagomål/A 62111-2025 FSC-klagomål.docx
@@ -680,7 +680,7 @@
     <w:r>
       <w:tab/>
       <w:tab/>
-      <w:t>2026-03-08</w:t>
+      <w:t>2026-03-09</w:t>
       <w:br/>
       <w:br/>
     </w:r>

--- a/klagomål/A 62111-2025 FSC-klagomål.docx
+++ b/klagomål/A 62111-2025 FSC-klagomål.docx
@@ -680,7 +680,7 @@
     <w:r>
       <w:tab/>
       <w:tab/>
-      <w:t>2026-03-09</w:t>
+      <w:t>2026-03-10</w:t>
       <w:br/>
       <w:br/>
     </w:r>

--- a/klagomål/A 62111-2025 FSC-klagomål.docx
+++ b/klagomål/A 62111-2025 FSC-klagomål.docx
@@ -680,7 +680,7 @@
     <w:r>
       <w:tab/>
       <w:tab/>
-      <w:t>2026-03-10</w:t>
+      <w:t>2026-03-11</w:t>
       <w:br/>
       <w:br/>
     </w:r>

--- a/klagomål/A 62111-2025 FSC-klagomål.docx
+++ b/klagomål/A 62111-2025 FSC-klagomål.docx
@@ -680,7 +680,7 @@
     <w:r>
       <w:tab/>
       <w:tab/>
-      <w:t>2026-03-11</w:t>
+      <w:t>2026-03-12</w:t>
       <w:br/>
       <w:br/>
     </w:r>

--- a/klagomål/A 62111-2025 FSC-klagomål.docx
+++ b/klagomål/A 62111-2025 FSC-klagomål.docx
@@ -680,7 +680,7 @@
     <w:r>
       <w:tab/>
       <w:tab/>
-      <w:t>2026-03-12</w:t>
+      <w:t>2026-03-13</w:t>
       <w:br/>
       <w:br/>
     </w:r>

--- a/klagomål/A 62111-2025 FSC-klagomål.docx
+++ b/klagomål/A 62111-2025 FSC-klagomål.docx
@@ -680,7 +680,7 @@
     <w:r>
       <w:tab/>
       <w:tab/>
-      <w:t>2026-03-13</w:t>
+      <w:t>2026-03-16</w:t>
       <w:br/>
       <w:br/>
     </w:r>

--- a/klagomål/A 62111-2025 FSC-klagomål.docx
+++ b/klagomål/A 62111-2025 FSC-klagomål.docx
@@ -680,7 +680,7 @@
     <w:r>
       <w:tab/>
       <w:tab/>
-      <w:t>2026-03-16</w:t>
+      <w:t>2026-03-17</w:t>
       <w:br/>
       <w:br/>
     </w:r>

--- a/klagomål/A 62111-2025 FSC-klagomål.docx
+++ b/klagomål/A 62111-2025 FSC-klagomål.docx
@@ -680,7 +680,7 @@
     <w:r>
       <w:tab/>
       <w:tab/>
-      <w:t>2026-03-17</w:t>
+      <w:t>2026-03-18</w:t>
       <w:br/>
       <w:br/>
     </w:r>

--- a/klagomål/A 62111-2025 FSC-klagomål.docx
+++ b/klagomål/A 62111-2025 FSC-klagomål.docx
@@ -680,7 +680,7 @@
     <w:r>
       <w:tab/>
       <w:tab/>
-      <w:t>2026-03-18</w:t>
+      <w:t>2026-03-19</w:t>
       <w:br/>
       <w:br/>
     </w:r>

--- a/klagomål/A 62111-2025 FSC-klagomål.docx
+++ b/klagomål/A 62111-2025 FSC-klagomål.docx
@@ -680,7 +680,7 @@
     <w:r>
       <w:tab/>
       <w:tab/>
-      <w:t>2026-03-19</w:t>
+      <w:t>2026-03-20</w:t>
       <w:br/>
       <w:br/>
     </w:r>

--- a/klagomål/A 62111-2025 FSC-klagomål.docx
+++ b/klagomål/A 62111-2025 FSC-klagomål.docx
@@ -680,7 +680,7 @@
     <w:r>
       <w:tab/>
       <w:tab/>
-      <w:t>2026-03-20</w:t>
+      <w:t>2026-03-21</w:t>
       <w:br/>
       <w:br/>
     </w:r>

--- a/klagomål/A 62111-2025 FSC-klagomål.docx
+++ b/klagomål/A 62111-2025 FSC-klagomål.docx
@@ -680,7 +680,7 @@
     <w:r>
       <w:tab/>
       <w:tab/>
-      <w:t>2026-03-21</w:t>
+      <w:t>2026-03-22</w:t>
       <w:br/>
       <w:br/>
     </w:r>

--- a/klagomål/A 62111-2025 FSC-klagomål.docx
+++ b/klagomål/A 62111-2025 FSC-klagomål.docx
@@ -680,7 +680,7 @@
     <w:r>
       <w:tab/>
       <w:tab/>
-      <w:t>2026-03-22</w:t>
+      <w:t>2026-03-23</w:t>
       <w:br/>
       <w:br/>
     </w:r>

--- a/klagomål/A 62111-2025 FSC-klagomål.docx
+++ b/klagomål/A 62111-2025 FSC-klagomål.docx
@@ -680,7 +680,7 @@
     <w:r>
       <w:tab/>
       <w:tab/>
-      <w:t>2026-03-23</w:t>
+      <w:t>2026-03-24</w:t>
       <w:br/>
       <w:br/>
     </w:r>

--- a/klagomål/A 62111-2025 FSC-klagomål.docx
+++ b/klagomål/A 62111-2025 FSC-klagomål.docx
@@ -680,7 +680,7 @@
     <w:r>
       <w:tab/>
       <w:tab/>
-      <w:t>2026-03-24</w:t>
+      <w:t>2026-03-25</w:t>
       <w:br/>
       <w:br/>
     </w:r>

--- a/klagomål/A 62111-2025 FSC-klagomål.docx
+++ b/klagomål/A 62111-2025 FSC-klagomål.docx
@@ -680,7 +680,7 @@
     <w:r>
       <w:tab/>
       <w:tab/>
-      <w:t>2026-03-25</w:t>
+      <w:t>2026-03-26</w:t>
       <w:br/>
       <w:br/>
     </w:r>

--- a/klagomål/A 62111-2025 FSC-klagomål.docx
+++ b/klagomål/A 62111-2025 FSC-klagomål.docx
@@ -680,7 +680,7 @@
     <w:r>
       <w:tab/>
       <w:tab/>
-      <w:t>2026-03-26</w:t>
+      <w:t>2026-03-27</w:t>
       <w:br/>
       <w:br/>
     </w:r>

--- a/klagomål/A 62111-2025 FSC-klagomål.docx
+++ b/klagomål/A 62111-2025 FSC-klagomål.docx
@@ -680,7 +680,7 @@
     <w:r>
       <w:tab/>
       <w:tab/>
-      <w:t>2026-03-27</w:t>
+      <w:t>2026-03-28</w:t>
       <w:br/>
       <w:br/>
     </w:r>

--- a/klagomål/A 62111-2025 FSC-klagomål.docx
+++ b/klagomål/A 62111-2025 FSC-klagomål.docx
@@ -680,7 +680,7 @@
     <w:r>
       <w:tab/>
       <w:tab/>
-      <w:t>2026-03-28</w:t>
+      <w:t>2026-03-29</w:t>
       <w:br/>
       <w:br/>
     </w:r>

--- a/klagomål/A 62111-2025 FSC-klagomål.docx
+++ b/klagomål/A 62111-2025 FSC-klagomål.docx
@@ -680,7 +680,7 @@
     <w:r>
       <w:tab/>
       <w:tab/>
-      <w:t>2026-04-14</w:t>
+      <w:t>2026-04-15</w:t>
       <w:br/>
       <w:br/>
     </w:r>

--- a/klagomål/A 62111-2025 FSC-klagomål.docx
+++ b/klagomål/A 62111-2025 FSC-klagomål.docx
@@ -680,7 +680,7 @@
     <w:r>
       <w:tab/>
       <w:tab/>
-      <w:t>2026-04-15</w:t>
+      <w:t>2026-04-16</w:t>
       <w:br/>
       <w:br/>
     </w:r>

--- a/klagomål/A 62111-2025 FSC-klagomål.docx
+++ b/klagomål/A 62111-2025 FSC-klagomål.docx
@@ -680,7 +680,7 @@
     <w:r>
       <w:tab/>
       <w:tab/>
-      <w:t>2026-04-16</w:t>
+      <w:t>2026-04-17</w:t>
       <w:br/>
       <w:br/>
     </w:r>

--- a/klagomål/A 62111-2025 FSC-klagomål.docx
+++ b/klagomål/A 62111-2025 FSC-klagomål.docx
@@ -680,7 +680,7 @@
     <w:r>
       <w:tab/>
       <w:tab/>
-      <w:t>2026-04-17</w:t>
+      <w:t>2026-04-18</w:t>
       <w:br/>
       <w:br/>
     </w:r>

--- a/klagomål/A 62111-2025 FSC-klagomål.docx
+++ b/klagomål/A 62111-2025 FSC-klagomål.docx
@@ -680,7 +680,7 @@
     <w:r>
       <w:tab/>
       <w:tab/>
-      <w:t>2026-04-18</w:t>
+      <w:t>2026-04-19</w:t>
       <w:br/>
       <w:br/>
     </w:r>

--- a/klagomål/A 62111-2025 FSC-klagomål.docx
+++ b/klagomål/A 62111-2025 FSC-klagomål.docx
@@ -680,7 +680,7 @@
     <w:r>
       <w:tab/>
       <w:tab/>
-      <w:t>2026-04-19</w:t>
+      <w:t>2026-04-20</w:t>
       <w:br/>
       <w:br/>
     </w:r>

--- a/klagomål/A 62111-2025 FSC-klagomål.docx
+++ b/klagomål/A 62111-2025 FSC-klagomål.docx
@@ -680,7 +680,7 @@
     <w:r>
       <w:tab/>
       <w:tab/>
-      <w:t>2026-04-20</w:t>
+      <w:t>2026-04-21</w:t>
       <w:br/>
       <w:br/>
     </w:r>

--- a/klagomål/A 62111-2025 FSC-klagomål.docx
+++ b/klagomål/A 62111-2025 FSC-klagomål.docx
@@ -680,7 +680,7 @@
     <w:r>
       <w:tab/>
       <w:tab/>
-      <w:t>2026-04-21</w:t>
+      <w:t>2026-04-22</w:t>
       <w:br/>
       <w:br/>
     </w:r>

--- a/klagomål/A 62111-2025 FSC-klagomål.docx
+++ b/klagomål/A 62111-2025 FSC-klagomål.docx
@@ -680,7 +680,7 @@
     <w:r>
       <w:tab/>
       <w:tab/>
-      <w:t>2026-04-22</w:t>
+      <w:t>2026-04-23</w:t>
       <w:br/>
       <w:br/>
     </w:r>

--- a/klagomål/A 62111-2025 FSC-klagomål.docx
+++ b/klagomål/A 62111-2025 FSC-klagomål.docx
@@ -680,7 +680,7 @@
     <w:r>
       <w:tab/>
       <w:tab/>
-      <w:t>2026-04-23</w:t>
+      <w:t>2026-04-24</w:t>
       <w:br/>
       <w:br/>
     </w:r>

--- a/klagomål/A 62111-2025 FSC-klagomål.docx
+++ b/klagomål/A 62111-2025 FSC-klagomål.docx
@@ -680,7 +680,7 @@
     <w:r>
       <w:tab/>
       <w:tab/>
-      <w:t>2026-04-24</w:t>
+      <w:t>2026-04-25</w:t>
       <w:br/>
       <w:br/>
     </w:r>

--- a/klagomål/A 62111-2025 FSC-klagomål.docx
+++ b/klagomål/A 62111-2025 FSC-klagomål.docx
@@ -680,7 +680,7 @@
     <w:r>
       <w:tab/>
       <w:tab/>
-      <w:t>2026-04-25</w:t>
+      <w:t>2026-04-26</w:t>
       <w:br/>
       <w:br/>
     </w:r>

--- a/klagomål/A 62111-2025 FSC-klagomål.docx
+++ b/klagomål/A 62111-2025 FSC-klagomål.docx
@@ -680,7 +680,7 @@
     <w:r>
       <w:tab/>
       <w:tab/>
-      <w:t>2026-04-26</w:t>
+      <w:t>2026-04-27</w:t>
       <w:br/>
       <w:br/>
     </w:r>

--- a/klagomål/A 62111-2025 FSC-klagomål.docx
+++ b/klagomål/A 62111-2025 FSC-klagomål.docx
@@ -680,7 +680,7 @@
     <w:r>
       <w:tab/>
       <w:tab/>
-      <w:t>2026-04-27</w:t>
+      <w:t>2026-04-28</w:t>
       <w:br/>
       <w:br/>
     </w:r>

--- a/klagomål/A 62111-2025 FSC-klagomål.docx
+++ b/klagomål/A 62111-2025 FSC-klagomål.docx
@@ -680,7 +680,7 @@
     <w:r>
       <w:tab/>
       <w:tab/>
-      <w:t>2026-04-28</w:t>
+      <w:t>2026-04-29</w:t>
       <w:br/>
       <w:br/>
     </w:r>

--- a/klagomål/A 62111-2025 FSC-klagomål.docx
+++ b/klagomål/A 62111-2025 FSC-klagomål.docx
@@ -680,7 +680,7 @@
     <w:r>
       <w:tab/>
       <w:tab/>
-      <w:t>2026-04-29</w:t>
+      <w:t>2026-04-30</w:t>
       <w:br/>
       <w:br/>
     </w:r>

--- a/klagomål/A 62111-2025 FSC-klagomål.docx
+++ b/klagomål/A 62111-2025 FSC-klagomål.docx
@@ -680,7 +680,7 @@
     <w:r>
       <w:tab/>
       <w:tab/>
-      <w:t>2026-04-30</w:t>
+      <w:t>2026-05-01</w:t>
       <w:br/>
       <w:br/>
     </w:r>

--- a/klagomål/A 62111-2025 FSC-klagomål.docx
+++ b/klagomål/A 62111-2025 FSC-klagomål.docx
@@ -680,7 +680,7 @@
     <w:r>
       <w:tab/>
       <w:tab/>
-      <w:t>2026-05-01</w:t>
+      <w:t>2026-05-02</w:t>
       <w:br/>
       <w:br/>
     </w:r>

--- a/klagomål/A 62111-2025 FSC-klagomål.docx
+++ b/klagomål/A 62111-2025 FSC-klagomål.docx
@@ -680,7 +680,7 @@
     <w:r>
       <w:tab/>
       <w:tab/>
-      <w:t>2026-05-02</w:t>
+      <w:t>2026-05-03</w:t>
       <w:br/>
       <w:br/>
     </w:r>

--- a/klagomål/A 62111-2025 FSC-klagomål.docx
+++ b/klagomål/A 62111-2025 FSC-klagomål.docx
@@ -680,7 +680,7 @@
     <w:r>
       <w:tab/>
       <w:tab/>
-      <w:t>2026-05-03</w:t>
+      <w:t>2026-05-04</w:t>
       <w:br/>
       <w:br/>
     </w:r>

--- a/klagomål/A 62111-2025 FSC-klagomål.docx
+++ b/klagomål/A 62111-2025 FSC-klagomål.docx
@@ -680,7 +680,7 @@
     <w:r>
       <w:tab/>
       <w:tab/>
-      <w:t>2026-05-04</w:t>
+      <w:t>2026-05-05</w:t>
       <w:br/>
       <w:br/>
     </w:r>
